--- a/zhs/docx/009.content.docx
+++ b/zhs/docx/009.content.docx
@@ -19,7 +19,7 @@
         <w:rPr>
           <w:lang w:val="zh_CN" w:bidi="zh_CN"/>
         </w:rPr>
-        <w:t>Resource: 关键词 (SRV)</w:t>
+        <w:t>Resource: Familiarization, Internalization, Articulation (Fia) Terms</w:t>
       </w:r>
       <w:r>
         <w:rPr>
@@ -39,42 +39,61 @@
           <w:b/>
           <w:lang w:val="zh_CN" w:bidi="zh_CN"/>
         </w:rPr>
-        <w:t>Familiarization, Internalization, Articulation (FIA) Key Terms</w:t>
-      </w:r>
-      <w:r>
-        <w:rPr>
-          <w:lang w:val="zh_CN" w:bidi="zh_CN"/>
-        </w:rPr>
-        <w:t xml:space="preserve"> © 2023 SRV Partners Released under CC BY-SA 4.0 license. </w:t>
-      </w:r>
-      <w:r>
-        <w:rPr>
-          <w:lang w:val="zh_CN" w:bidi="zh_CN"/>
-        </w:rPr>
-        <w:t>Familiarization, Internalization, Articulation (FIA) Key Terms</w:t>
-      </w:r>
-      <w:r>
-        <w:rPr>
-          <w:lang w:val="zh_CN" w:bidi="zh_CN"/>
-        </w:rPr>
-        <w:t xml:space="preserve"> has been adapted in the following languages Tok Pisin, عربي, Français, हिंदी, Bahasa Indonesia, Português, Русский, Español, Kiswahili, 简体中文 from </w:t>
-      </w:r>
-      <w:r>
-        <w:rPr>
-          <w:lang w:val="zh_CN" w:bidi="zh_CN"/>
-        </w:rPr>
-        <w:t>Familiarization, Internalization, Articulation (FIA)</w:t>
-      </w:r>
-      <w:r>
-        <w:rPr>
-          <w:lang w:val="zh_CN" w:bidi="zh_CN"/>
-        </w:rPr>
-        <w:t xml:space="preserve"> © 2023 SRV Partners. Released under CC BY-SA 4.0 license by Mission Mutual</w:t>
-      </w:r>
-      <w:r>
-        <w:rPr>
-          <w:lang w:val="zh_CN" w:bidi="zh_CN"/>
-        </w:rPr>
+        <w:t>Familiarization, Internalization, Articulation (Fia) Terms</w:t>
+      </w:r>
+      <w:r>
+        <w:rPr>
+          <w:lang w:val="zh_CN" w:bidi="zh_CN"/>
+        </w:rPr>
+        <w:t xml:space="preserve"> (Chinese (Simplified)) is based on: </w:t>
+      </w:r>
+      <w:r>
+        <w:rPr>
+          <w:lang w:val="zh_CN" w:bidi="zh_CN"/>
+        </w:rPr>
+        <w:t>Familiarization, Internalization, Articulation (Fia) Terms</w:t>
+      </w:r>
+      <w:r>
+        <w:rPr>
+          <w:lang w:val="zh_CN" w:bidi="zh_CN"/>
+        </w:rPr>
+        <w:t xml:space="preserve">, </w:t>
+      </w:r>
+      <w:hyperlink r:id="rId13">
+        <w:r>
+          <w:rPr>
+            <w:lang w:val="zh_CN" w:bidi="zh_CN"/>
+          </w:rPr>
+          <w:rPr>
+            <w:color w:val="0000EE"/>
+            <w:u w:val="single"/>
+          </w:rPr>
+          <w:t>SRV Partners</w:t>
+        </w:r>
+      </w:hyperlink>
+      <w:r>
+        <w:rPr>
+          <w:lang w:val="zh_CN" w:bidi="zh_CN"/>
+        </w:rPr>
+        <w:t xml:space="preserve">, 2023, which is licensed under a </w:t>
+      </w:r>
+      <w:hyperlink r:id="rId14">
+        <w:r>
+          <w:rPr>
+            <w:lang w:val="zh_CN" w:bidi="zh_CN"/>
+          </w:rPr>
+          <w:rPr>
+            <w:color w:val="0000EE"/>
+            <w:u w:val="single"/>
+          </w:rPr>
+          <w:t>CC BY-SA 4.0 license</w:t>
+        </w:r>
+      </w:hyperlink>
+      <w:r>
+        <w:rPr>
+          <w:lang w:val="zh_CN" w:bidi="zh_CN"/>
+        </w:rPr>
+        <w:t>.</w:t>
       </w:r>
       <w:r>
         <w:rPr>
@@ -83,6 +102,30 @@
       </w:r>
     </w:p>
     <w:p>
+      <w:pPr/>
+      <w:r>
+        <w:rPr>
+          <w:lang w:val="zh_CN" w:bidi="zh_CN"/>
+        </w:rPr>
+      </w:r>
+      <w:r>
+        <w:rPr>
+          <w:lang w:val="zh_CN" w:bidi="zh_CN"/>
+        </w:rPr>
+        <w:t>This PDF version is provided under the same license.</w:t>
+      </w:r>
+      <w:r>
+        <w:rPr>
+          <w:lang w:val="zh_CN" w:bidi="zh_CN"/>
+        </w:rPr>
+      </w:r>
+      <w:r>
+        <w:rPr>
+          <w:lang w:val="zh_CN" w:bidi="zh_CN"/>
+        </w:rPr>
+      </w:r>
+    </w:p>
+    <w:p>
       <w:pPr>
         <w:pStyle w:val="Heading1"/>
       </w:pPr>
@@ -90,7 +133,7 @@
         <w:rPr>
           <w:lang w:val="zh_CN" w:bidi="zh_CN"/>
         </w:rPr>
-        <w:t>关键词 (SRV)</w:t>
+        <w:t>Familiarization, Internalization, Articulation (Fia) Terms</w:t>
       </w:r>
     </w:p>
     <w:p>
@@ -237,12 +280,18 @@
         </w:rPr>
         <w:t>时，你是在与神沟通。 你可能会</w:t>
       </w:r>
-      <w:r>
-        <w:rPr>
-          <w:lang w:val="zh_CN" w:bidi="zh_CN"/>
-        </w:rPr>
-        <w:t>赞美</w:t>
-      </w:r>
+      <w:hyperlink r:id="rId15">
+        <w:r>
+          <w:rPr>
+            <w:lang w:val="zh_CN" w:bidi="zh_CN"/>
+          </w:rPr>
+          <w:rPr>
+            <w:color w:val="0000EE"/>
+            <w:u w:val="single"/>
+          </w:rPr>
+          <w:t>赞美</w:t>
+        </w:r>
+      </w:hyperlink>
       <w:r>
         <w:rPr>
           <w:lang w:val="zh_CN" w:bidi="zh_CN"/>
@@ -277,36 +326,54 @@
         </w:rPr>
         <w:t>有时人们可以同时一起祷告。 圣经中的许多诗篇是祷告文，当</w:t>
       </w:r>
-      <w:r>
-        <w:rPr>
-          <w:lang w:val="zh_CN" w:bidi="zh_CN"/>
-        </w:rPr>
-        <w:t>以色列人</w:t>
-      </w:r>
+      <w:hyperlink r:id="rId16">
+        <w:r>
+          <w:rPr>
+            <w:lang w:val="zh_CN" w:bidi="zh_CN"/>
+          </w:rPr>
+          <w:rPr>
+            <w:color w:val="0000EE"/>
+            <w:u w:val="single"/>
+          </w:rPr>
+          <w:t>以色列人</w:t>
+        </w:r>
+      </w:hyperlink>
       <w:r>
         <w:rPr>
           <w:lang w:val="zh_CN" w:bidi="zh_CN"/>
         </w:rPr>
         <w:t>聚集在</w:t>
       </w:r>
-      <w:r>
-        <w:rPr>
-          <w:lang w:val="zh_CN" w:bidi="zh_CN"/>
-        </w:rPr>
-        <w:t>圣殿</w:t>
-      </w:r>
+      <w:hyperlink r:id="rId17">
+        <w:r>
+          <w:rPr>
+            <w:lang w:val="zh_CN" w:bidi="zh_CN"/>
+          </w:rPr>
+          <w:rPr>
+            <w:color w:val="0000EE"/>
+            <w:u w:val="single"/>
+          </w:rPr>
+          <w:t>圣殿</w:t>
+        </w:r>
+      </w:hyperlink>
       <w:r>
         <w:rPr>
           <w:lang w:val="zh_CN" w:bidi="zh_CN"/>
         </w:rPr>
         <w:t>中</w:t>
       </w:r>
-      <w:r>
-        <w:rPr>
-          <w:lang w:val="zh_CN" w:bidi="zh_CN"/>
-        </w:rPr>
-        <w:t>敬拜</w:t>
-      </w:r>
+      <w:hyperlink r:id="rId18">
+        <w:r>
+          <w:rPr>
+            <w:lang w:val="zh_CN" w:bidi="zh_CN"/>
+          </w:rPr>
+          <w:rPr>
+            <w:color w:val="0000EE"/>
+            <w:u w:val="single"/>
+          </w:rPr>
+          <w:t>敬拜</w:t>
+        </w:r>
+      </w:hyperlink>
       <w:r>
         <w:rPr>
           <w:lang w:val="zh_CN" w:bidi="zh_CN"/>
@@ -397,12 +464,23 @@
         <w:rPr>
           <w:lang w:val="zh_CN" w:bidi="zh_CN"/>
         </w:rPr>
-        <w:t>道</w:t>
-      </w:r>
-      <w:r>
-        <w:rPr>
-          <w:lang w:val="zh_CN" w:bidi="zh_CN"/>
-        </w:rPr>
+        <w:t>祷告</w:t>
+      </w:r>
+      <w:r>
+        <w:rPr>
+          <w:lang w:val="zh_CN" w:bidi="zh_CN"/>
+        </w:rPr>
+      </w:r>
+    </w:p>
+    <w:p>
+      <w:pPr>
+        <w:pStyle w:val="Heading4"/>
+      </w:pPr>
+      <w:r>
+        <w:rPr>
+          <w:lang w:val="zh_CN" w:bidi="zh_CN"/>
+        </w:rPr>
+        <w:t>Audio Content</w:t>
       </w:r>
     </w:p>
     <w:p>
@@ -412,49 +490,33 @@
           <w:lang w:val="zh_CN" w:bidi="zh_CN"/>
         </w:rPr>
       </w:r>
-      <w:r>
-        <w:rPr>
-          <w:lang w:val="zh_CN" w:bidi="zh_CN"/>
-        </w:rPr>
-        <w:t>在圣经中，</w:t>
-      </w:r>
-      <w:r>
-        <w:rPr>
-          <w:b/>
-          <w:lang w:val="zh_CN" w:bidi="zh_CN"/>
-        </w:rPr>
-        <w:t>道</w:t>
-      </w:r>
-      <w:r>
-        <w:rPr>
-          <w:lang w:val="zh_CN" w:bidi="zh_CN"/>
-        </w:rPr>
-        <w:t>通常指</w:t>
-      </w:r>
-      <w:r>
-        <w:rPr>
-          <w:b/>
-          <w:lang w:val="zh_CN" w:bidi="zh_CN"/>
-        </w:rPr>
-        <w:t>神的话</w:t>
-      </w:r>
-      <w:r>
-        <w:rPr>
-          <w:lang w:val="zh_CN" w:bidi="zh_CN"/>
-        </w:rPr>
-        <w:t>。 神的话语指的是神告诉人们的一切。 神或是直接对人说话，或是通过</w:t>
-      </w:r>
-      <w:r>
-        <w:rPr>
-          <w:lang w:val="zh_CN" w:bidi="zh_CN"/>
-        </w:rPr>
-        <w:t>先知</w:t>
-      </w:r>
-      <w:r>
-        <w:rPr>
-          <w:lang w:val="zh_CN" w:bidi="zh_CN"/>
-        </w:rPr>
-        <w:t>对人说话。神也藉著祂的行动说话：当人们看到神正在做什么时，人们就能明白祂对他们说的话。</w:t>
+      <w:hyperlink r:id="rId19">
+        <w:r>
+          <w:rPr>
+            <w:lang w:val="zh_CN" w:bidi="zh_CN"/>
+          </w:rPr>
+          <w:rPr>
+            <w:color w:val="0000EE"/>
+            <w:u w:val="single"/>
+          </w:rPr>
+          <w:t>mp3 file</w:t>
+        </w:r>
+      </w:hyperlink>
+      <w:r>
+        <w:rPr>
+          <w:lang w:val="zh_CN" w:bidi="zh_CN"/>
+        </w:rPr>
+        <w:t xml:space="preserve"> (None KB)</w:t>
+      </w:r>
+      <w:r>
+        <w:rPr>
+          <w:lang w:val="zh_CN" w:bidi="zh_CN"/>
+        </w:rPr>
+      </w:r>
+      <w:r>
+        <w:rPr>
+          <w:lang w:val="zh_CN" w:bidi="zh_CN"/>
+        </w:rPr>
       </w:r>
     </w:p>
     <w:p>
@@ -464,23 +526,21 @@
           <w:lang w:val="zh_CN" w:bidi="zh_CN"/>
         </w:rPr>
       </w:r>
-      <w:r>
-        <w:rPr>
-          <w:lang w:val="zh_CN" w:bidi="zh_CN"/>
-        </w:rPr>
-        <w:t>在新约里，当人们谈到"道"或"神的道"或"主的道"时，通常是指耶稣已经来到世上的</w:t>
-      </w:r>
-      <w:r>
-        <w:rPr>
-          <w:lang w:val="zh_CN" w:bidi="zh_CN"/>
-        </w:rPr>
-        <w:t>好消息</w:t>
-      </w:r>
-      <w:r>
-        <w:rPr>
-          <w:lang w:val="zh_CN" w:bidi="zh_CN"/>
-        </w:rPr>
-        <w:t>。</w:t>
+    </w:p>
+    <w:p>
+      <w:pPr>
+        <w:pStyle w:val="Heading2"/>
+      </w:pPr>
+      <w:r>
+        <w:rPr>
+          <w:lang w:val="zh_CN" w:bidi="zh_CN"/>
+        </w:rPr>
+        <w:t>道</w:t>
+      </w:r>
+      <w:r>
+        <w:rPr>
+          <w:lang w:val="zh_CN" w:bidi="zh_CN"/>
+        </w:rPr>
       </w:r>
     </w:p>
     <w:p>
@@ -494,19 +554,186 @@
         <w:rPr>
           <w:lang w:val="zh_CN" w:bidi="zh_CN"/>
         </w:rPr>
+        <w:t>在圣经中，</w:t>
+      </w:r>
+      <w:r>
+        <w:rPr>
+          <w:b/>
+          <w:lang w:val="zh_CN" w:bidi="zh_CN"/>
+        </w:rPr>
+        <w:t>道</w:t>
+      </w:r>
+      <w:r>
+        <w:rPr>
+          <w:lang w:val="zh_CN" w:bidi="zh_CN"/>
+        </w:rPr>
+        <w:t>通常指</w:t>
+      </w:r>
+      <w:r>
+        <w:rPr>
+          <w:b/>
+          <w:lang w:val="zh_CN" w:bidi="zh_CN"/>
+        </w:rPr>
+        <w:t>神的话</w:t>
+      </w:r>
+      <w:r>
+        <w:rPr>
+          <w:lang w:val="zh_CN" w:bidi="zh_CN"/>
+        </w:rPr>
+        <w:t>。 神的话语指的是神告诉人们的一切。 神或是直接对人说话，或是通过</w:t>
+      </w:r>
+      <w:hyperlink r:id="rId20">
+        <w:r>
+          <w:rPr>
+            <w:lang w:val="zh_CN" w:bidi="zh_CN"/>
+          </w:rPr>
+          <w:rPr>
+            <w:color w:val="0000EE"/>
+            <w:u w:val="single"/>
+          </w:rPr>
+          <w:t>先知</w:t>
+        </w:r>
+      </w:hyperlink>
+      <w:r>
+        <w:rPr>
+          <w:lang w:val="zh_CN" w:bidi="zh_CN"/>
+        </w:rPr>
+        <w:t>对人说话。神也藉著祂的行动说话：当人们看到神正在做什么时，人们就能明白祂对他们说的话。</w:t>
+      </w:r>
+    </w:p>
+    <w:p>
+      <w:pPr/>
+      <w:r>
+        <w:rPr>
+          <w:lang w:val="zh_CN" w:bidi="zh_CN"/>
+        </w:rPr>
+      </w:r>
+      <w:r>
+        <w:rPr>
+          <w:lang w:val="zh_CN" w:bidi="zh_CN"/>
+        </w:rPr>
+        <w:t>在新约里，当人们谈到"道"或"神的道"或"主的道"时，通常是指耶稣已经来到世上的</w:t>
+      </w:r>
+      <w:hyperlink r:id="rId21">
+        <w:r>
+          <w:rPr>
+            <w:lang w:val="zh_CN" w:bidi="zh_CN"/>
+          </w:rPr>
+          <w:rPr>
+            <w:color w:val="0000EE"/>
+            <w:u w:val="single"/>
+          </w:rPr>
+          <w:t>好消息</w:t>
+        </w:r>
+      </w:hyperlink>
+      <w:r>
+        <w:rPr>
+          <w:lang w:val="zh_CN" w:bidi="zh_CN"/>
+        </w:rPr>
+        <w:t>。</w:t>
+      </w:r>
+    </w:p>
+    <w:p>
+      <w:pPr/>
+      <w:r>
+        <w:rPr>
+          <w:lang w:val="zh_CN" w:bidi="zh_CN"/>
+        </w:rPr>
+      </w:r>
+      <w:r>
+        <w:rPr>
+          <w:lang w:val="zh_CN" w:bidi="zh_CN"/>
+        </w:rPr>
         <w:t>人们可以通过</w:t>
       </w:r>
-      <w:r>
-        <w:rPr>
-          <w:lang w:val="zh_CN" w:bidi="zh_CN"/>
-        </w:rPr>
-        <w:t>经文</w:t>
-      </w:r>
+      <w:hyperlink r:id="rId22">
+        <w:r>
+          <w:rPr>
+            <w:lang w:val="zh_CN" w:bidi="zh_CN"/>
+          </w:rPr>
+          <w:rPr>
+            <w:color w:val="0000EE"/>
+            <w:u w:val="single"/>
+          </w:rPr>
+          <w:t>经文</w:t>
+        </w:r>
+      </w:hyperlink>
       <w:r>
         <w:rPr>
           <w:lang w:val="zh_CN" w:bidi="zh_CN"/>
         </w:rPr>
         <w:t>——圣经——知道神要告诉他们什么。 因此，人们也称经文为"神的话"。</w:t>
+      </w:r>
+      <w:r>
+        <w:rPr>
+          <w:lang w:val="zh_CN" w:bidi="zh_CN"/>
+        </w:rPr>
+      </w:r>
+      <w:r>
+        <w:rPr>
+          <w:lang w:val="zh_CN" w:bidi="zh_CN"/>
+        </w:rPr>
+      </w:r>
+    </w:p>
+    <w:p>
+      <w:pPr/>
+      <w:r>
+        <w:rPr>
+          <w:lang w:val="zh_CN" w:bidi="zh_CN"/>
+        </w:rPr>
+      </w:r>
+    </w:p>
+    <w:p>
+      <w:pPr>
+        <w:pStyle w:val="Heading2"/>
+      </w:pPr>
+      <w:r>
+        <w:rPr>
+          <w:lang w:val="zh_CN" w:bidi="zh_CN"/>
+        </w:rPr>
+        <w:t>道</w:t>
+      </w:r>
+      <w:r>
+        <w:rPr>
+          <w:lang w:val="zh_CN" w:bidi="zh_CN"/>
+        </w:rPr>
+      </w:r>
+    </w:p>
+    <w:p>
+      <w:pPr>
+        <w:pStyle w:val="Heading4"/>
+      </w:pPr>
+      <w:r>
+        <w:rPr>
+          <w:lang w:val="zh_CN" w:bidi="zh_CN"/>
+        </w:rPr>
+        <w:t>Audio Content</w:t>
+      </w:r>
+    </w:p>
+    <w:p>
+      <w:pPr/>
+      <w:r>
+        <w:rPr>
+          <w:lang w:val="zh_CN" w:bidi="zh_CN"/>
+        </w:rPr>
+      </w:r>
+      <w:hyperlink r:id="rId19">
+        <w:r>
+          <w:rPr>
+            <w:lang w:val="zh_CN" w:bidi="zh_CN"/>
+          </w:rPr>
+          <w:rPr>
+            <w:color w:val="0000EE"/>
+            <w:u w:val="single"/>
+          </w:rPr>
+          <w:t>mp3 file</w:t>
+        </w:r>
+      </w:hyperlink>
+      <w:r>
+        <w:rPr>
+          <w:lang w:val="zh_CN" w:bidi="zh_CN"/>
+        </w:rPr>
+        <w:t xml:space="preserve"> (None KB)</w:t>
       </w:r>
       <w:r>
         <w:rPr>

--- a/zhs/docx/009.content.docx
+++ b/zhs/docx/009.content.docx
@@ -39,80 +39,37 @@
           <w:b/>
           <w:lang w:val="zh_CN" w:bidi="zh_CN"/>
         </w:rPr>
-        <w:t>Familiarization, Internalization, Articulation (Fia) Terms</w:t>
-      </w:r>
-      <w:r>
-        <w:rPr>
-          <w:lang w:val="zh_CN" w:bidi="zh_CN"/>
-        </w:rPr>
-        <w:t xml:space="preserve"> (Chinese (Simplified)) is based on: </w:t>
-      </w:r>
-      <w:r>
-        <w:rPr>
-          <w:lang w:val="zh_CN" w:bidi="zh_CN"/>
-        </w:rPr>
-        <w:t>Familiarization, Internalization, Articulation (Fia) Terms</w:t>
-      </w:r>
-      <w:r>
-        <w:rPr>
-          <w:lang w:val="zh_CN" w:bidi="zh_CN"/>
-        </w:rPr>
-        <w:t xml:space="preserve">, </w:t>
-      </w:r>
-      <w:hyperlink r:id="rId13">
-        <w:r>
-          <w:rPr>
-            <w:lang w:val="zh_CN" w:bidi="zh_CN"/>
-          </w:rPr>
-          <w:rPr>
-            <w:color w:val="0000EE"/>
-            <w:u w:val="single"/>
-          </w:rPr>
-          <w:t>SRV Partners</w:t>
-        </w:r>
-      </w:hyperlink>
-      <w:r>
-        <w:rPr>
-          <w:lang w:val="zh_CN" w:bidi="zh_CN"/>
-        </w:rPr>
-        <w:t xml:space="preserve">, 2023, which is licensed under a </w:t>
-      </w:r>
-      <w:hyperlink r:id="rId14">
-        <w:r>
-          <w:rPr>
-            <w:lang w:val="zh_CN" w:bidi="zh_CN"/>
-          </w:rPr>
-          <w:rPr>
-            <w:color w:val="0000EE"/>
-            <w:u w:val="single"/>
-          </w:rPr>
-          <w:t>CC BY-SA 4.0 license</w:t>
-        </w:r>
-      </w:hyperlink>
-      <w:r>
-        <w:rPr>
-          <w:lang w:val="zh_CN" w:bidi="zh_CN"/>
-        </w:rPr>
-        <w:t>.</w:t>
-      </w:r>
-      <w:r>
-        <w:rPr>
-          <w:lang w:val="zh_CN" w:bidi="zh_CN"/>
-        </w:rPr>
-      </w:r>
-    </w:p>
-    <w:p>
-      <w:pPr/>
-      <w:r>
-        <w:rPr>
-          <w:lang w:val="zh_CN" w:bidi="zh_CN"/>
-        </w:rPr>
-      </w:r>
-      <w:r>
-        <w:rPr>
-          <w:lang w:val="zh_CN" w:bidi="zh_CN"/>
-        </w:rPr>
-        <w:t>This PDF version is provided under the same license.</w:t>
+        <w:t>Familiarization, Internalization, Articulation (FIA) Key Terms</w:t>
+      </w:r>
+      <w:r>
+        <w:rPr>
+          <w:lang w:val="zh_CN" w:bidi="zh_CN"/>
+        </w:rPr>
+        <w:t xml:space="preserve"> © 2023 SRV Partners Released under CC BY-SA 4.0 license. </w:t>
+      </w:r>
+      <w:r>
+        <w:rPr>
+          <w:lang w:val="zh_CN" w:bidi="zh_CN"/>
+        </w:rPr>
+        <w:t>Familiarization, Internalization, Articulation (FIA) Key Terms</w:t>
+      </w:r>
+      <w:r>
+        <w:rPr>
+          <w:lang w:val="zh_CN" w:bidi="zh_CN"/>
+        </w:rPr>
+        <w:t xml:space="preserve"> has been adapted in the following languages Tok Pisin, عربي, Français, हिंदी, Bahasa Indonesia, Português, Русский, Español, Kiswahili, 简体中文 from </w:t>
+      </w:r>
+      <w:r>
+        <w:rPr>
+          <w:lang w:val="zh_CN" w:bidi="zh_CN"/>
+        </w:rPr>
+        <w:t>Familiarization, Internalization, Articulation (FIA)</w:t>
+      </w:r>
+      <w:r>
+        <w:rPr>
+          <w:lang w:val="zh_CN" w:bidi="zh_CN"/>
+        </w:rPr>
+        <w:t xml:space="preserve"> © 2023 SRV Partners. Released under CC BY-SA 4.0 license by Mission Mutual</w:t>
       </w:r>
       <w:r>
         <w:rPr>
@@ -280,7 +237,7 @@
         </w:rPr>
         <w:t>时，你是在与神沟通。 你可能会</w:t>
       </w:r>
-      <w:hyperlink r:id="rId15">
+      <w:hyperlink r:id="rId13">
         <w:r>
           <w:rPr>
             <w:lang w:val="zh_CN" w:bidi="zh_CN"/>
@@ -326,7 +283,7 @@
         </w:rPr>
         <w:t>有时人们可以同时一起祷告。 圣经中的许多诗篇是祷告文，当</w:t>
       </w:r>
-      <w:hyperlink r:id="rId16">
+      <w:hyperlink r:id="rId14">
         <w:r>
           <w:rPr>
             <w:lang w:val="zh_CN" w:bidi="zh_CN"/>
@@ -344,7 +301,7 @@
         </w:rPr>
         <w:t>聚集在</w:t>
       </w:r>
-      <w:hyperlink r:id="rId17">
+      <w:hyperlink r:id="rId15">
         <w:r>
           <w:rPr>
             <w:lang w:val="zh_CN" w:bidi="zh_CN"/>
@@ -362,7 +319,7 @@
         </w:rPr>
         <w:t>中</w:t>
       </w:r>
-      <w:hyperlink r:id="rId18">
+      <w:hyperlink r:id="rId16">
         <w:r>
           <w:rPr>
             <w:lang w:val="zh_CN" w:bidi="zh_CN"/>
@@ -490,7 +447,7 @@
           <w:lang w:val="zh_CN" w:bidi="zh_CN"/>
         </w:rPr>
       </w:r>
-      <w:hyperlink r:id="rId19">
+      <w:hyperlink r:id="rId17">
         <w:r>
           <w:rPr>
             <w:lang w:val="zh_CN" w:bidi="zh_CN"/>
@@ -582,7 +539,7 @@
         </w:rPr>
         <w:t>。 神的话语指的是神告诉人们的一切。 神或是直接对人说话，或是通过</w:t>
       </w:r>
-      <w:hyperlink r:id="rId20">
+      <w:hyperlink r:id="rId18">
         <w:r>
           <w:rPr>
             <w:lang w:val="zh_CN" w:bidi="zh_CN"/>
@@ -614,7 +571,7 @@
         </w:rPr>
         <w:t>在新约里，当人们谈到"道"或"神的道"或"主的道"时，通常是指耶稣已经来到世上的</w:t>
       </w:r>
-      <w:hyperlink r:id="rId21">
+      <w:hyperlink r:id="rId19">
         <w:r>
           <w:rPr>
             <w:lang w:val="zh_CN" w:bidi="zh_CN"/>
@@ -646,7 +603,7 @@
         </w:rPr>
         <w:t>人们可以通过</w:t>
       </w:r>
-      <w:hyperlink r:id="rId22">
+      <w:hyperlink r:id="rId20">
         <w:r>
           <w:rPr>
             <w:lang w:val="zh_CN" w:bidi="zh_CN"/>
@@ -717,7 +674,7 @@
           <w:lang w:val="zh_CN" w:bidi="zh_CN"/>
         </w:rPr>
       </w:r>
-      <w:hyperlink r:id="rId19">
+      <w:hyperlink r:id="rId17">
         <w:r>
           <w:rPr>
             <w:lang w:val="zh_CN" w:bidi="zh_CN"/>

--- a/zhs/docx/009.content.docx
+++ b/zhs/docx/009.content.docx
@@ -45,7 +45,7 @@
         <w:rPr>
           <w:lang w:val="zh_CN" w:bidi="zh_CN"/>
         </w:rPr>
-        <w:t xml:space="preserve"> © 2023 SRV Partners Released under CC BY-SA 4.0 license. </w:t>
+        <w:t xml:space="preserve"> © 2025 Word Collective Released under CC BY-SA 4.0 license. </w:t>
       </w:r>
       <w:r>
         <w:rPr>
@@ -69,7 +69,7 @@
         <w:rPr>
           <w:lang w:val="zh_CN" w:bidi="zh_CN"/>
         </w:rPr>
-        <w:t xml:space="preserve"> © 2023 SRV Partners. Released under CC BY-SA 4.0 license by Mission Mutual</w:t>
+        <w:t xml:space="preserve"> © 2025 Word Collective. Released under CC BY-SA 4.0 license by Mission Mutual</w:t>
       </w:r>
       <w:r>
         <w:rPr>
